--- a/_site/mia226-mi_system_info.docx
+++ b/_site/mia226-mi_system_info.docx
@@ -23,7 +23,7 @@
         <w:pStyle w:val="Author"/>
       </w:pPr>
       <w:r>
-        <w:t xml:space="preserve">Your Name</w:t>
+        <w:t xml:space="preserve">Miao Liu</w:t>
       </w:r>
     </w:p>
     <w:p>
@@ -97,9 +97,11 @@
       <w:r>
         <w:t xml:space="preserve">mem = psutil.virtual_memory()</w:t>
       </w:r>
-      <w:r>
-        <w:t xml:space="preserve"> </w:t>
-      </w:r>
+    </w:p>
+    <w:p>
+      <w:pPr>
+        <w:pStyle w:val="BodyText"/>
+      </w:pPr>
       <w:r>
         <w:t xml:space="preserve">print(</w:t>
       </w:r>

--- a/_site/mia226-mi_system_info.docx
+++ b/_site/mia226-mi_system_info.docx
@@ -28,126 +28,402 @@
     </w:p>
     <w:p>
       <w:pPr>
-        <w:pStyle w:val="FirstParagraph"/>
+        <w:pStyle w:val="SourceCode"/>
       </w:pPr>
       <w:r>
-        <w:t xml:space="preserve">import platform</w:t>
-      </w:r>
-      <w:r>
-        <w:t xml:space="preserve"> </w:t>
-      </w:r>
-      <w:r>
-        <w:t xml:space="preserve">import psutil</w:t>
+        <w:rPr>
+          <w:rStyle w:val="ImportTok"/>
+        </w:rPr>
+        <w:t xml:space="preserve">import</w:t>
+      </w:r>
+      <w:r>
+        <w:rPr>
+          <w:rStyle w:val="NormalTok"/>
+        </w:rPr>
+        <w:t xml:space="preserve"> platform</w:t>
+      </w:r>
+      <w:r>
+        <w:br/>
+      </w:r>
+      <w:r>
+        <w:rPr>
+          <w:rStyle w:val="ImportTok"/>
+        </w:rPr>
+        <w:t xml:space="preserve">import</w:t>
+      </w:r>
+      <w:r>
+        <w:rPr>
+          <w:rStyle w:val="NormalTok"/>
+        </w:rPr>
+        <w:t xml:space="preserve"> psutil</w:t>
+      </w:r>
+      <w:r>
+        <w:br/>
+      </w:r>
+      <w:r>
+        <w:br/>
+      </w:r>
+      <w:r>
+        <w:rPr>
+          <w:rStyle w:val="BuiltInTok"/>
+        </w:rPr>
+        <w:t xml:space="preserve">print</w:t>
+      </w:r>
+      <w:r>
+        <w:rPr>
+          <w:rStyle w:val="NormalTok"/>
+        </w:rPr>
+        <w:t xml:space="preserve">(</w:t>
+      </w:r>
+      <w:r>
+        <w:rPr>
+          <w:rStyle w:val="StringTok"/>
+        </w:rPr>
+        <w:t xml:space="preserve">"Operating System:"</w:t>
+      </w:r>
+      <w:r>
+        <w:rPr>
+          <w:rStyle w:val="NormalTok"/>
+        </w:rPr>
+        <w:t xml:space="preserve">, platform.system(), platform.release())</w:t>
+      </w:r>
+      <w:r>
+        <w:br/>
+      </w:r>
+      <w:r>
+        <w:rPr>
+          <w:rStyle w:val="BuiltInTok"/>
+        </w:rPr>
+        <w:t xml:space="preserve">print</w:t>
+      </w:r>
+      <w:r>
+        <w:rPr>
+          <w:rStyle w:val="NormalTok"/>
+        </w:rPr>
+        <w:t xml:space="preserve">(</w:t>
+      </w:r>
+      <w:r>
+        <w:rPr>
+          <w:rStyle w:val="StringTok"/>
+        </w:rPr>
+        <w:t xml:space="preserve">"Python Version:"</w:t>
+      </w:r>
+      <w:r>
+        <w:rPr>
+          <w:rStyle w:val="NormalTok"/>
+        </w:rPr>
+        <w:t xml:space="preserve">, platform.python_version())</w:t>
+      </w:r>
+      <w:r>
+        <w:br/>
+      </w:r>
+      <w:r>
+        <w:rPr>
+          <w:rStyle w:val="BuiltInTok"/>
+        </w:rPr>
+        <w:t xml:space="preserve">print</w:t>
+      </w:r>
+      <w:r>
+        <w:rPr>
+          <w:rStyle w:val="NormalTok"/>
+        </w:rPr>
+        <w:t xml:space="preserve">(</w:t>
+      </w:r>
+      <w:r>
+        <w:rPr>
+          <w:rStyle w:val="StringTok"/>
+        </w:rPr>
+        <w:t xml:space="preserve">"Machine:"</w:t>
+      </w:r>
+      <w:r>
+        <w:rPr>
+          <w:rStyle w:val="NormalTok"/>
+        </w:rPr>
+        <w:t xml:space="preserve">, platform.machine())</w:t>
+      </w:r>
+      <w:r>
+        <w:br/>
+      </w:r>
+      <w:r>
+        <w:rPr>
+          <w:rStyle w:val="BuiltInTok"/>
+        </w:rPr>
+        <w:t xml:space="preserve">print</w:t>
+      </w:r>
+      <w:r>
+        <w:rPr>
+          <w:rStyle w:val="NormalTok"/>
+        </w:rPr>
+        <w:t xml:space="preserve">(</w:t>
+      </w:r>
+      <w:r>
+        <w:rPr>
+          <w:rStyle w:val="StringTok"/>
+        </w:rPr>
+        <w:t xml:space="preserve">"Processor:"</w:t>
+      </w:r>
+      <w:r>
+        <w:rPr>
+          <w:rStyle w:val="NormalTok"/>
+        </w:rPr>
+        <w:t xml:space="preserve">, platform.processor())</w:t>
+      </w:r>
+      <w:r>
+        <w:br/>
+      </w:r>
+      <w:r>
+        <w:br/>
+      </w:r>
+      <w:r>
+        <w:rPr>
+          <w:rStyle w:val="NormalTok"/>
+        </w:rPr>
+        <w:t xml:space="preserve">mem </w:t>
+      </w:r>
+      <w:r>
+        <w:rPr>
+          <w:rStyle w:val="OperatorTok"/>
+        </w:rPr>
+        <w:t xml:space="preserve">=</w:t>
+      </w:r>
+      <w:r>
+        <w:rPr>
+          <w:rStyle w:val="NormalTok"/>
+        </w:rPr>
+        <w:t xml:space="preserve"> psutil.virtual_memory()</w:t>
+      </w:r>
+      <w:r>
+        <w:br/>
+      </w:r>
+      <w:r>
+        <w:br/>
+      </w:r>
+      <w:r>
+        <w:rPr>
+          <w:rStyle w:val="BuiltInTok"/>
+        </w:rPr>
+        <w:t xml:space="preserve">print</w:t>
+      </w:r>
+      <w:r>
+        <w:rPr>
+          <w:rStyle w:val="NormalTok"/>
+        </w:rPr>
+        <w:t xml:space="preserve">(</w:t>
+      </w:r>
+      <w:r>
+        <w:rPr>
+          <w:rStyle w:val="StringTok"/>
+        </w:rPr>
+        <w:t xml:space="preserve">"Total Memory (MB):"</w:t>
+      </w:r>
+      <w:r>
+        <w:rPr>
+          <w:rStyle w:val="NormalTok"/>
+        </w:rPr>
+        <w:t xml:space="preserve">, </w:t>
+      </w:r>
+      <w:r>
+        <w:rPr>
+          <w:rStyle w:val="BuiltInTok"/>
+        </w:rPr>
+        <w:t xml:space="preserve">round</w:t>
+      </w:r>
+      <w:r>
+        <w:rPr>
+          <w:rStyle w:val="NormalTok"/>
+        </w:rPr>
+        <w:t xml:space="preserve">(mem.total </w:t>
+      </w:r>
+      <w:r>
+        <w:rPr>
+          <w:rStyle w:val="OperatorTok"/>
+        </w:rPr>
+        <w:t xml:space="preserve">/</w:t>
+      </w:r>
+      <w:r>
+        <w:rPr>
+          <w:rStyle w:val="NormalTok"/>
+        </w:rPr>
+        <w:t xml:space="preserve"> (</w:t>
+      </w:r>
+      <w:r>
+        <w:rPr>
+          <w:rStyle w:val="DecValTok"/>
+        </w:rPr>
+        <w:t xml:space="preserve">1024</w:t>
+      </w:r>
+      <w:r>
+        <w:rPr>
+          <w:rStyle w:val="OperatorTok"/>
+        </w:rPr>
+        <w:t xml:space="preserve">**</w:t>
+      </w:r>
+      <w:r>
+        <w:rPr>
+          <w:rStyle w:val="DecValTok"/>
+        </w:rPr>
+        <w:t xml:space="preserve">2</w:t>
+      </w:r>
+      <w:r>
+        <w:rPr>
+          <w:rStyle w:val="NormalTok"/>
+        </w:rPr>
+        <w:t xml:space="preserve">), </w:t>
+      </w:r>
+      <w:r>
+        <w:rPr>
+          <w:rStyle w:val="DecValTok"/>
+        </w:rPr>
+        <w:t xml:space="preserve">2</w:t>
+      </w:r>
+      <w:r>
+        <w:rPr>
+          <w:rStyle w:val="NormalTok"/>
+        </w:rPr>
+        <w:t xml:space="preserve">))</w:t>
+      </w:r>
+      <w:r>
+        <w:br/>
+      </w:r>
+      <w:r>
+        <w:rPr>
+          <w:rStyle w:val="BuiltInTok"/>
+        </w:rPr>
+        <w:t xml:space="preserve">print</w:t>
+      </w:r>
+      <w:r>
+        <w:rPr>
+          <w:rStyle w:val="NormalTok"/>
+        </w:rPr>
+        <w:t xml:space="preserve">(</w:t>
+      </w:r>
+      <w:r>
+        <w:rPr>
+          <w:rStyle w:val="StringTok"/>
+        </w:rPr>
+        <w:t xml:space="preserve">"Available Memory (MB):"</w:t>
+      </w:r>
+      <w:r>
+        <w:rPr>
+          <w:rStyle w:val="NormalTok"/>
+        </w:rPr>
+        <w:t xml:space="preserve">, </w:t>
+      </w:r>
+      <w:r>
+        <w:rPr>
+          <w:rStyle w:val="BuiltInTok"/>
+        </w:rPr>
+        <w:t xml:space="preserve">round</w:t>
+      </w:r>
+      <w:r>
+        <w:rPr>
+          <w:rStyle w:val="NormalTok"/>
+        </w:rPr>
+        <w:t xml:space="preserve">(mem.available </w:t>
+      </w:r>
+      <w:r>
+        <w:rPr>
+          <w:rStyle w:val="OperatorTok"/>
+        </w:rPr>
+        <w:t xml:space="preserve">/</w:t>
+      </w:r>
+      <w:r>
+        <w:rPr>
+          <w:rStyle w:val="NormalTok"/>
+        </w:rPr>
+        <w:t xml:space="preserve"> (</w:t>
+      </w:r>
+      <w:r>
+        <w:rPr>
+          <w:rStyle w:val="DecValTok"/>
+        </w:rPr>
+        <w:t xml:space="preserve">1024</w:t>
+      </w:r>
+      <w:r>
+        <w:rPr>
+          <w:rStyle w:val="OperatorTok"/>
+        </w:rPr>
+        <w:t xml:space="preserve">**</w:t>
+      </w:r>
+      <w:r>
+        <w:rPr>
+          <w:rStyle w:val="DecValTok"/>
+        </w:rPr>
+        <w:t xml:space="preserve">2</w:t>
+      </w:r>
+      <w:r>
+        <w:rPr>
+          <w:rStyle w:val="NormalTok"/>
+        </w:rPr>
+        <w:t xml:space="preserve">), </w:t>
+      </w:r>
+      <w:r>
+        <w:rPr>
+          <w:rStyle w:val="DecValTok"/>
+        </w:rPr>
+        <w:t xml:space="preserve">2</w:t>
+      </w:r>
+      <w:r>
+        <w:rPr>
+          <w:rStyle w:val="NormalTok"/>
+        </w:rPr>
+        <w:t xml:space="preserve">))</w:t>
       </w:r>
     </w:p>
     <w:p>
       <w:pPr>
-        <w:pStyle w:val="BodyText"/>
+        <w:pStyle w:val="SourceCode"/>
       </w:pPr>
       <w:r>
-        <w:t xml:space="preserve">print(</w:t>
-      </w:r>
-      <w:r>
-        <w:t xml:space="preserve">“Operating System:”</w:t>
-      </w:r>
-      <w:r>
-        <w:t xml:space="preserve">, platform.system(), platform.release())</w:t>
-      </w:r>
-      <w:r>
-        <w:t xml:space="preserve"> </w:t>
-      </w:r>
-      <w:r>
-        <w:t xml:space="preserve">print(</w:t>
-      </w:r>
-      <w:r>
-        <w:t xml:space="preserve">“Python Version:”</w:t>
-      </w:r>
-      <w:r>
-        <w:t xml:space="preserve">, platform.python_version())</w:t>
-      </w:r>
-      <w:r>
-        <w:t xml:space="preserve"> </w:t>
-      </w:r>
-      <w:r>
-        <w:t xml:space="preserve">print(</w:t>
-      </w:r>
-      <w:r>
-        <w:t xml:space="preserve">“Machine:”</w:t>
-      </w:r>
-      <w:r>
-        <w:t xml:space="preserve">, platform.machine())</w:t>
-      </w:r>
-      <w:r>
-        <w:t xml:space="preserve"> </w:t>
-      </w:r>
-      <w:r>
-        <w:t xml:space="preserve">print(</w:t>
-      </w:r>
-      <w:r>
-        <w:t xml:space="preserve">“Processor:”</w:t>
-      </w:r>
-      <w:r>
-        <w:t xml:space="preserve">, platform.processor())</w:t>
-      </w:r>
-    </w:p>
-    <w:p>
-      <w:pPr>
-        <w:pStyle w:val="BodyText"/>
-      </w:pPr>
-      <w:r>
-        <w:t xml:space="preserve">mem = psutil.virtual_memory()</w:t>
-      </w:r>
-    </w:p>
-    <w:p>
-      <w:pPr>
-        <w:pStyle w:val="BodyText"/>
-      </w:pPr>
-      <w:r>
-        <w:t xml:space="preserve">print(</w:t>
-      </w:r>
-      <w:r>
-        <w:t xml:space="preserve">“Total Memory (MB):”</w:t>
-      </w:r>
-      <w:r>
-        <w:t xml:space="preserve">, round(mem.total / (1024</w:t>
-      </w:r>
-      <w:r>
-        <w:rPr>
-          <w:b/>
-          <w:bCs/>
-        </w:rPr>
-        <w:t xml:space="preserve">2), 2))</w:t>
-      </w:r>
-      <w:r>
-        <w:rPr>
-          <w:b/>
-          <w:bCs/>
-        </w:rPr>
-        <w:t xml:space="preserve"> </w:t>
-      </w:r>
-      <w:r>
-        <w:rPr>
-          <w:b/>
-          <w:bCs/>
-        </w:rPr>
-        <w:t xml:space="preserve">print(</w:t>
-      </w:r>
-      <w:r>
-        <w:rPr>
-          <w:b/>
-          <w:bCs/>
-        </w:rPr>
-        <w:t xml:space="preserve">“Available Memory (MB):”</w:t>
-      </w:r>
-      <w:r>
-        <w:rPr>
-          <w:b/>
-          <w:bCs/>
-        </w:rPr>
-        <w:t xml:space="preserve">, round(mem.available / (1024</w:t>
-      </w:r>
-      <w:r>
-        <w:t xml:space="preserve">2), 2))</w:t>
+        <w:rPr>
+          <w:rStyle w:val="VerbatimChar"/>
+        </w:rPr>
+        <w:t xml:space="preserve">Operating System: Linux 7.0.0-1004-aws</w:t>
+      </w:r>
+      <w:r>
+        <w:br/>
+      </w:r>
+      <w:r>
+        <w:rPr>
+          <w:rStyle w:val="VerbatimChar"/>
+        </w:rPr>
+        <w:t xml:space="preserve">Python Version: 3.14.4</w:t>
+      </w:r>
+      <w:r>
+        <w:br/>
+      </w:r>
+      <w:r>
+        <w:rPr>
+          <w:rStyle w:val="VerbatimChar"/>
+        </w:rPr>
+        <w:t xml:space="preserve">Machine: x86_64</w:t>
+      </w:r>
+      <w:r>
+        <w:br/>
+      </w:r>
+      <w:r>
+        <w:rPr>
+          <w:rStyle w:val="VerbatimChar"/>
+        </w:rPr>
+        <w:t xml:space="preserve">Processor: </w:t>
+      </w:r>
+      <w:r>
+        <w:br/>
+      </w:r>
+      <w:r>
+        <w:rPr>
+          <w:rStyle w:val="VerbatimChar"/>
+        </w:rPr>
+        <w:t xml:space="preserve">Total Memory (MB): 3906.77</w:t>
+      </w:r>
+      <w:r>
+        <w:br/>
+      </w:r>
+      <w:r>
+        <w:rPr>
+          <w:rStyle w:val="VerbatimChar"/>
+        </w:rPr>
+        <w:t xml:space="preserve">Available Memory (MB): 2969.28</w:t>
       </w:r>
     </w:p>
     <w:sectPr>

--- a/_site/mia226-mi_system_info.docx
+++ b/_site/mia226-mi_system_info.docx
@@ -423,7 +423,7 @@
         <w:rPr>
           <w:rStyle w:val="VerbatimChar"/>
         </w:rPr>
-        <w:t xml:space="preserve">Available Memory (MB): 2969.28</w:t>
+        <w:t xml:space="preserve">Available Memory (MB): 2948.36</w:t>
       </w:r>
     </w:p>
     <w:sectPr>

--- a/_site/mia226-mi_system_info.docx
+++ b/_site/mia226-mi_system_info.docx
@@ -423,7 +423,7 @@
         <w:rPr>
           <w:rStyle w:val="VerbatimChar"/>
         </w:rPr>
-        <w:t xml:space="preserve">Available Memory (MB): 2948.36</w:t>
+        <w:t xml:space="preserve">Available Memory (MB): 2871.88</w:t>
       </w:r>
     </w:p>
     <w:sectPr>

--- a/_site/mia226-mi_system_info.docx
+++ b/_site/mia226-mi_system_info.docx
@@ -423,7 +423,7 @@
         <w:rPr>
           <w:rStyle w:val="VerbatimChar"/>
         </w:rPr>
-        <w:t xml:space="preserve">Available Memory (MB): 2871.88</w:t>
+        <w:t xml:space="preserve">Available Memory (MB): 2659.32</w:t>
       </w:r>
     </w:p>
     <w:sectPr>

--- a/_site/mia226-mi_system_info.docx
+++ b/_site/mia226-mi_system_info.docx
@@ -423,7 +423,7 @@
         <w:rPr>
           <w:rStyle w:val="VerbatimChar"/>
         </w:rPr>
-        <w:t xml:space="preserve">Available Memory (MB): 2659.32</w:t>
+        <w:t xml:space="preserve">Available Memory (MB): 2665.2</w:t>
       </w:r>
     </w:p>
     <w:sectPr>

--- a/_site/mia226-mi_system_info.docx
+++ b/_site/mia226-mi_system_info.docx
@@ -378,7 +378,7 @@
         <w:rPr>
           <w:rStyle w:val="VerbatimChar"/>
         </w:rPr>
-        <w:t xml:space="preserve">Operating System: Linux 7.0.0-1004-aws</w:t>
+        <w:t xml:space="preserve">Operating System: Windows 11</w:t>
       </w:r>
       <w:r>
         <w:br/>
@@ -387,7 +387,7 @@
         <w:rPr>
           <w:rStyle w:val="VerbatimChar"/>
         </w:rPr>
-        <w:t xml:space="preserve">Python Version: 3.14.4</w:t>
+        <w:t xml:space="preserve">Python Version: 3.13.13</w:t>
       </w:r>
       <w:r>
         <w:br/>
@@ -396,7 +396,7 @@
         <w:rPr>
           <w:rStyle w:val="VerbatimChar"/>
         </w:rPr>
-        <w:t xml:space="preserve">Machine: x86_64</w:t>
+        <w:t xml:space="preserve">Machine: AMD64</w:t>
       </w:r>
       <w:r>
         <w:br/>
@@ -405,7 +405,7 @@
         <w:rPr>
           <w:rStyle w:val="VerbatimChar"/>
         </w:rPr>
-        <w:t xml:space="preserve">Processor: </w:t>
+        <w:t xml:space="preserve">Processor: Intel64 Family 6 Model 186 Stepping 2, GenuineIntel</w:t>
       </w:r>
       <w:r>
         <w:br/>
@@ -414,7 +414,7 @@
         <w:rPr>
           <w:rStyle w:val="VerbatimChar"/>
         </w:rPr>
-        <w:t xml:space="preserve">Total Memory (MB): 3906.77</w:t>
+        <w:t xml:space="preserve">Total Memory (MB): 32468.7</w:t>
       </w:r>
       <w:r>
         <w:br/>
@@ -423,7 +423,7 @@
         <w:rPr>
           <w:rStyle w:val="VerbatimChar"/>
         </w:rPr>
-        <w:t xml:space="preserve">Available Memory (MB): 2665.2</w:t>
+        <w:t xml:space="preserve">Available Memory (MB): 15672.99</w:t>
       </w:r>
     </w:p>
     <w:sectPr>
@@ -547,10 +547,10 @@
   <w:docDefaults>
     <w:rPrDefault>
       <w:rPr>
-        <w:rFonts w:asciiTheme="minorHAnsi" w:cstheme="minorBidi" w:eastAsiaTheme="minorHAnsi" w:hAnsiTheme="minorHAnsi"/>
+        <w:rFonts w:asciiTheme="minorHAnsi" w:cstheme="minorBidi" w:eastAsiaTheme="minorEastAsia" w:hAnsiTheme="minorHAnsi"/>
         <w:sz w:val="24"/>
         <w:szCs w:val="24"/>
-        <w:lang w:bidi="ar-SA" w:eastAsia="en-US" w:val="en-US"/>
+        <w:lang w:bidi="ar-SA" w:eastAsia="zh-CN" w:val="en-US"/>
       </w:rPr>
     </w:rPrDefault>
     <w:pPrDefault>
@@ -1091,13 +1091,6 @@
       </w:tblCellMar>
     </w:tblPr>
     <w:tblStylePr w:type="firstRow">
-      <w:tblPr>
-        <w:jc w:val="left"/>
-        <w:tblInd w:type="dxa" w:w="0"/>
-      </w:tblPr>
-      <w:trPr>
-        <w:jc w:val="left"/>
-      </w:trPr>
       <w:tcPr>
         <w:tcBorders>
           <w:bottom w:val="single"/>

--- a/_site/mia226-mi_system_info.docx
+++ b/_site/mia226-mi_system_info.docx
@@ -423,7 +423,7 @@
         <w:rPr>
           <w:rStyle w:val="VerbatimChar"/>
         </w:rPr>
-        <w:t xml:space="preserve">Available Memory (MB): 15672.99</w:t>
+        <w:t xml:space="preserve">Available Memory (MB): 14812.74</w:t>
       </w:r>
     </w:p>
     <w:sectPr>
